--- a/ESTRUCTURA PÁGINA RESULTADOS 2026.docx
+++ b/ESTRUCTURA PÁGINA RESULTADOS 2026.docx
@@ -183,12 +183,21 @@
           <w:lang w:val="es-CO"/>
         </w:rPr>
       </w:pPr>
-      <w:r>
-        <w:rPr>
-          <w:rFonts w:ascii="Times New Roman" w:hAnsi="Times New Roman" w:cs="Times New Roman"/>
-          <w:lang w:val="es-CO"/>
-        </w:rPr>
-        <w:t xml:space="preserve">Total de personas habilitadas para votar. </w:t>
+      <w:proofErr w:type="gramStart"/>
+      <w:r>
+        <w:rPr>
+          <w:rFonts w:ascii="Times New Roman" w:hAnsi="Times New Roman" w:cs="Times New Roman"/>
+          <w:lang w:val="es-CO"/>
+        </w:rPr>
+        <w:t>Total</w:t>
+      </w:r>
+      <w:proofErr w:type="gramEnd"/>
+      <w:r>
+        <w:rPr>
+          <w:rFonts w:ascii="Times New Roman" w:hAnsi="Times New Roman" w:cs="Times New Roman"/>
+          <w:lang w:val="es-CO"/>
+        </w:rPr>
+        <w:t xml:space="preserve"> de personas habilitadas para votar. </w:t>
       </w:r>
     </w:p>
     <w:p>
@@ -295,12 +304,21 @@
           <w:lang w:val="es-CO"/>
         </w:rPr>
       </w:pPr>
-      <w:r>
-        <w:rPr>
-          <w:rFonts w:ascii="Times New Roman" w:hAnsi="Times New Roman" w:cs="Times New Roman"/>
-          <w:lang w:val="es-CO"/>
-        </w:rPr>
-        <w:t xml:space="preserve">Total de candidaturas inscritas. </w:t>
+      <w:proofErr w:type="gramStart"/>
+      <w:r>
+        <w:rPr>
+          <w:rFonts w:ascii="Times New Roman" w:hAnsi="Times New Roman" w:cs="Times New Roman"/>
+          <w:lang w:val="es-CO"/>
+        </w:rPr>
+        <w:t>Total</w:t>
+      </w:r>
+      <w:proofErr w:type="gramEnd"/>
+      <w:r>
+        <w:rPr>
+          <w:rFonts w:ascii="Times New Roman" w:hAnsi="Times New Roman" w:cs="Times New Roman"/>
+          <w:lang w:val="es-CO"/>
+        </w:rPr>
+        <w:t xml:space="preserve"> de candidaturas inscritas. </w:t>
       </w:r>
     </w:p>
     <w:p>
@@ -406,6 +424,27 @@
           <w:lang w:val="es-CO"/>
         </w:rPr>
         <w:t xml:space="preserve">Distribución territorial de las candidaturas. </w:t>
+      </w:r>
+    </w:p>
+    <w:p>
+      <w:pPr>
+        <w:numPr>
+          <w:ilvl w:val="0"/>
+          <w:numId w:val="3"/>
+        </w:numPr>
+        <w:spacing w:after="0"/>
+        <w:jc w:val="both"/>
+        <w:rPr>
+          <w:rFonts w:ascii="Times New Roman" w:hAnsi="Times New Roman" w:cs="Times New Roman"/>
+          <w:lang w:val="es-CO"/>
+        </w:rPr>
+      </w:pPr>
+      <w:r>
+        <w:rPr>
+          <w:rFonts w:ascii="Times New Roman" w:hAnsi="Times New Roman" w:cs="Times New Roman"/>
+          <w:lang w:val="es-CO"/>
+        </w:rPr>
+        <w:t>Fecha de inscripción.</w:t>
       </w:r>
     </w:p>
     <w:p>
@@ -689,27 +728,6 @@
     </w:p>
     <w:p>
       <w:pPr>
-        <w:numPr>
-          <w:ilvl w:val="0"/>
-          <w:numId w:val="5"/>
-        </w:numPr>
-        <w:spacing w:after="0"/>
-        <w:jc w:val="both"/>
-        <w:rPr>
-          <w:rFonts w:ascii="Times New Roman" w:hAnsi="Times New Roman" w:cs="Times New Roman"/>
-          <w:lang w:val="es-CO"/>
-        </w:rPr>
-      </w:pPr>
-      <w:r>
-        <w:rPr>
-          <w:rFonts w:ascii="Times New Roman" w:hAnsi="Times New Roman" w:cs="Times New Roman"/>
-          <w:lang w:val="es-CO"/>
-        </w:rPr>
-        <w:t xml:space="preserve">Mesas que ingresaron en el último tramo del preconteo. </w:t>
-      </w:r>
-    </w:p>
-    <w:p>
-      <w:pPr>
         <w:spacing w:after="0"/>
         <w:ind w:left="720"/>
         <w:jc w:val="both"/>
@@ -809,27 +827,6 @@
           <w:rFonts w:ascii="Times New Roman" w:hAnsi="Times New Roman" w:cs="Times New Roman"/>
           <w:lang w:val="es-CO"/>
         </w:rPr>
-        <w:t xml:space="preserve">Cambios en el total de votos. </w:t>
-      </w:r>
-    </w:p>
-    <w:p>
-      <w:pPr>
-        <w:numPr>
-          <w:ilvl w:val="0"/>
-          <w:numId w:val="6"/>
-        </w:numPr>
-        <w:spacing w:after="0"/>
-        <w:jc w:val="both"/>
-        <w:rPr>
-          <w:rFonts w:ascii="Times New Roman" w:hAnsi="Times New Roman" w:cs="Times New Roman"/>
-          <w:lang w:val="es-CO"/>
-        </w:rPr>
-      </w:pPr>
-      <w:r>
-        <w:rPr>
-          <w:rFonts w:ascii="Times New Roman" w:hAnsi="Times New Roman" w:cs="Times New Roman"/>
-          <w:lang w:val="es-CO"/>
-        </w:rPr>
         <w:t xml:space="preserve">Cambios en la asignación de curules. </w:t>
       </w:r>
     </w:p>
@@ -1608,7 +1605,6 @@
           <w:bCs/>
           <w:lang w:val="es-CO"/>
         </w:rPr>
-        <w:lastRenderedPageBreak/>
         <w:t>6. ¿Cómo avanzaron los resultados presidenciales?</w:t>
       </w:r>
     </w:p>
@@ -1629,6 +1625,7 @@
           <w:bCs/>
           <w:lang w:val="es-CO"/>
         </w:rPr>
+        <w:lastRenderedPageBreak/>
         <w:t>6.1. Transmisión y preconteo</w:t>
       </w:r>
     </w:p>
